--- a/docassemble/AKA2JBranding/data/templates/tell_the_court_content.docx
+++ b/docassemble/AKA2JBranding/data/templates/tell_the_court_content.docx
@@ -8,14 +8,6 @@
       </w:pPr>
       <w:r>
         <w:t>If you reach an agreement, fill out these forms:</w:t>
-      </w:r>
-    </w:p>
-    <w:p>
-      <w:pPr>
-        <w:pStyle w:val="Heading3"/>
-      </w:pPr>
-      <w:r>
-        <w:t>Forms to ask to modify</w:t>
       </w:r>
     </w:p>
     <w:p>
@@ -43,7 +35,19 @@
         <w:rPr>
           <w:b/>
         </w:rPr>
-        <w:t>Motion,</w:t>
+        <w:t>Motion</w:t>
+      </w:r>
+      <w:r>
+        <w:rPr>
+          <w:b/>
+        </w:rPr>
+        <w:t xml:space="preserve"> for</w:t>
+      </w:r>
+      <w:r>
+        <w:rPr>
+          <w:b/>
+        </w:rPr>
+        <w:t>,</w:t>
       </w:r>
       <w:r>
         <w:rPr>
@@ -55,69 +59,43 @@
         <w:rPr>
           <w:b/>
         </w:rPr>
-        <w:t>SHC-1310</w:t>
-      </w:r>
-      <w:r>
-        <w:t>. Title it “Joint Motion to Modify.”</w:t>
-      </w:r>
-      <w:r>
-        <w:br/>
-        <w:t xml:space="preserve">As a </w:t>
+        <w:t>TF-704</w:t>
+      </w:r>
+      <w:r>
+        <w:rPr>
+          <w:bCs/>
+        </w:rPr>
+        <w:t xml:space="preserve"> [</w:t>
       </w:r>
       <w:hyperlink r:id="rId8" w:history="1">
         <w:r>
           <w:rPr>
             <w:rStyle w:val="Hyperlink"/>
+            <w:bCs/>
           </w:rPr>
-          <w:t>Word</w:t>
+          <w:t>Fill in PDF</w:t>
         </w:r>
       </w:hyperlink>
       <w:r>
-        <w:t xml:space="preserve"> file</w:t>
-      </w:r>
-      <w:r>
+        <w:rPr>
+          <w:bCs/>
+        </w:rPr>
+        <w:t>]</w:t>
+      </w:r>
+      <w:r>
+        <w:rPr>
+          <w:bCs/>
+        </w:rPr>
         <w:br/>
-      </w:r>
-      <w:r>
-        <w:t>courts.alaska.gov/</w:t>
-      </w:r>
-      <w:proofErr w:type="spellStart"/>
-      <w:r>
-        <w:t>shc</w:t>
-      </w:r>
-      <w:proofErr w:type="spellEnd"/>
-      <w:r>
-        <w:t>/family/docs/shc-1310.doc</w:t>
-      </w:r>
-      <w:r>
-        <w:br/>
-        <w:t xml:space="preserve">as a </w:t>
       </w:r>
       <w:hyperlink r:id="rId9" w:history="1">
         <w:r>
           <w:rPr>
             <w:rStyle w:val="Hyperlink"/>
           </w:rPr>
-          <w:t>PDF</w:t>
+          <w:t>ak-courts.info/tf704</w:t>
         </w:r>
       </w:hyperlink>
-      <w:r>
-        <w:t xml:space="preserve"> file</w:t>
-      </w:r>
-      <w:r>
-        <w:br/>
-      </w:r>
-      <w:r>
-        <w:t>courts.alaska.gov/</w:t>
-      </w:r>
-      <w:proofErr w:type="spellStart"/>
-      <w:r>
-        <w:t>shc</w:t>
-      </w:r>
-      <w:proofErr w:type="spellEnd"/>
-      <w:r>
-        <w:t>/family/docs/shc-1310n.pdf</w:t>
-      </w:r>
     </w:p>
     <w:p>
       <w:pPr>
@@ -125,23 +103,6 @@
       </w:pPr>
       <w:r>
         <w:t>If you are changing the Parenting Plan</w:t>
-      </w:r>
-    </w:p>
-    <w:p>
-      <w:pPr>
-        <w:pStyle w:val="Body"/>
-      </w:pPr>
-      <w:r>
-        <w:t xml:space="preserve">Choose 1 parenting plan order. Do </w:t>
-      </w:r>
-      <w:r>
-        <w:rPr>
-          <w:b/>
-        </w:rPr>
-        <w:t>not</w:t>
-      </w:r>
-      <w:r>
-        <w:t xml:space="preserve"> sign the Order section:</w:t>
       </w:r>
     </w:p>
     <w:p>
@@ -175,118 +136,56 @@
         <w:rPr>
           <w:b/>
         </w:rPr>
+        <w:t>, DR-475</w:t>
+      </w:r>
+      <w:r>
+        <w:rPr>
+          <w:b/>
+        </w:rPr>
         <w:t xml:space="preserve"> </w:t>
       </w:r>
       <w:r>
         <w:rPr>
-          <w:b/>
-        </w:rPr>
-        <w:t>Agreement</w:t>
-      </w:r>
-      <w:r>
-        <w:rPr>
-          <w:b/>
-        </w:rPr>
-        <w:t xml:space="preserve"> </w:t>
-      </w:r>
-      <w:r>
-        <w:rPr>
-          <w:b/>
-        </w:rPr>
-        <w:t>&amp;</w:t>
-      </w:r>
-      <w:r>
-        <w:rPr>
-          <w:b/>
-        </w:rPr>
-        <w:t xml:space="preserve"> </w:t>
-      </w:r>
-      <w:r>
-        <w:rPr>
-          <w:b/>
-        </w:rPr>
-        <w:t>Order,</w:t>
-      </w:r>
-      <w:r>
-        <w:rPr>
-          <w:b/>
-        </w:rPr>
-        <w:t xml:space="preserve"> </w:t>
-      </w:r>
-      <w:r>
-        <w:rPr>
-          <w:b/>
-        </w:rPr>
-        <w:t>SHC-1128</w:t>
-      </w:r>
-      <w:r>
-        <w:rPr>
-          <w:b/>
-        </w:rPr>
-        <w:br/>
-      </w:r>
-      <w:r>
-        <w:t>as</w:t>
-      </w:r>
-      <w:r>
-        <w:t xml:space="preserve"> </w:t>
-      </w:r>
-      <w:r>
-        <w:t>a</w:t>
-      </w:r>
-      <w:r>
-        <w:t xml:space="preserve"> </w:t>
+          <w:bCs/>
+        </w:rPr>
+        <w:t>[</w:t>
       </w:r>
       <w:hyperlink r:id="rId10" w:history="1">
         <w:r>
           <w:rPr>
             <w:rStyle w:val="Hyperlink"/>
+            <w:bCs/>
           </w:rPr>
-          <w:t>Word</w:t>
+          <w:t>Fill in PDF</w:t>
         </w:r>
       </w:hyperlink>
       <w:r>
-        <w:t xml:space="preserve"> file</w:t>
-      </w:r>
-      <w:r>
+        <w:rPr>
+          <w:bCs/>
+        </w:rPr>
+        <w:t>]</w:t>
+      </w:r>
+      <w:r>
+        <w:rPr>
+          <w:bCs/>
+        </w:rPr>
         <w:br/>
-      </w:r>
-      <w:r>
-        <w:t>courts.alaska.gov/</w:t>
-      </w:r>
-      <w:proofErr w:type="spellStart"/>
-      <w:r>
-        <w:t>shc</w:t>
-      </w:r>
-      <w:proofErr w:type="spellEnd"/>
-      <w:r>
-        <w:t>/family/docs/shc-1128.docx</w:t>
-      </w:r>
-      <w:r>
-        <w:br/>
-        <w:t xml:space="preserve">as a </w:t>
       </w:r>
       <w:hyperlink r:id="rId11" w:history="1">
         <w:r>
           <w:rPr>
             <w:rStyle w:val="Hyperlink"/>
           </w:rPr>
-          <w:t>PDF</w:t>
+          <w:t>ak-courts.info/dr475</w:t>
         </w:r>
       </w:hyperlink>
-      <w:r>
-        <w:br/>
-      </w:r>
-      <w:r>
-        <w:t>courts.alaska.gov/</w:t>
-      </w:r>
-      <w:proofErr w:type="spellStart"/>
-      <w:r>
-        <w:t>shc</w:t>
-      </w:r>
-      <w:proofErr w:type="spellEnd"/>
-      <w:r>
-        <w:t>/family/docs/shc-1128n.pdf</w:t>
+    </w:p>
+    <w:p>
+      <w:pPr>
+        <w:pStyle w:val="Heading3"/>
+      </w:pPr>
+      <w:r>
+        <w:t>If you are changing child support</w:t>
       </w:r>
     </w:p>
     <w:p>
@@ -302,7 +201,7 @@
         <w:rPr>
           <w:b/>
         </w:rPr>
-        <w:t>Agreement</w:t>
+        <w:t>Child</w:t>
       </w:r>
       <w:r>
         <w:rPr>
@@ -314,7 +213,7 @@
         <w:rPr>
           <w:b/>
         </w:rPr>
-        <w:t>&amp;</w:t>
+        <w:t>Support</w:t>
       </w:r>
       <w:r>
         <w:rPr>
@@ -326,7 +225,7 @@
         <w:rPr>
           <w:b/>
         </w:rPr>
-        <w:t>Order</w:t>
+        <w:t>Guidelines</w:t>
       </w:r>
       <w:r>
         <w:rPr>
@@ -338,7 +237,7 @@
         <w:rPr>
           <w:b/>
         </w:rPr>
-        <w:t>for</w:t>
+        <w:t>Affidavit,</w:t>
       </w:r>
       <w:r>
         <w:rPr>
@@ -350,181 +249,12 @@
         <w:rPr>
           <w:b/>
         </w:rPr>
-        <w:t>Custody</w:t>
-      </w:r>
-      <w:r>
-        <w:rPr>
-          <w:b/>
-        </w:rPr>
-        <w:t xml:space="preserve"> </w:t>
-      </w:r>
-      <w:r>
-        <w:rPr>
-          <w:b/>
-        </w:rPr>
-        <w:t>and</w:t>
-      </w:r>
-      <w:r>
-        <w:rPr>
-          <w:b/>
-        </w:rPr>
-        <w:t xml:space="preserve"> </w:t>
-      </w:r>
-      <w:r>
-        <w:rPr>
-          <w:b/>
-        </w:rPr>
-        <w:t>Visitation,</w:t>
-      </w:r>
-      <w:r>
-        <w:rPr>
-          <w:b/>
-        </w:rPr>
-        <w:t xml:space="preserve"> </w:t>
-      </w:r>
-      <w:r>
-        <w:rPr>
-          <w:b/>
-        </w:rPr>
-        <w:t>SHC-1126</w:t>
-      </w:r>
-      <w:r>
-        <w:rPr>
-          <w:b/>
-        </w:rPr>
-        <w:br/>
-        <w:t>as a</w:t>
-      </w:r>
-      <w:r>
-        <w:t xml:space="preserve"> </w:t>
+        <w:t>DR-305</w:t>
+      </w:r>
+      <w:r>
+        <w:t xml:space="preserve"> [</w:t>
       </w:r>
       <w:hyperlink r:id="rId12" w:history="1">
-        <w:r>
-          <w:rPr>
-            <w:rStyle w:val="Hyperlink"/>
-          </w:rPr>
-          <w:t>Word</w:t>
-        </w:r>
-      </w:hyperlink>
-      <w:r>
-        <w:t xml:space="preserve"> file</w:t>
-      </w:r>
-      <w:r>
-        <w:br/>
-      </w:r>
-      <w:r>
-        <w:t>courts.alaska.gov/</w:t>
-      </w:r>
-      <w:proofErr w:type="spellStart"/>
-      <w:r>
-        <w:t>shc</w:t>
-      </w:r>
-      <w:proofErr w:type="spellEnd"/>
-      <w:r>
-        <w:t>/family/docs/shc-1126.doc</w:t>
-      </w:r>
-      <w:r>
-        <w:br/>
-        <w:t xml:space="preserve">as a </w:t>
-      </w:r>
-      <w:hyperlink r:id="rId13" w:history="1">
-        <w:r>
-          <w:rPr>
-            <w:rStyle w:val="Hyperlink"/>
-          </w:rPr>
-          <w:t>PDF</w:t>
-        </w:r>
-      </w:hyperlink>
-      <w:r>
-        <w:br/>
-      </w:r>
-      <w:r>
-        <w:t>courts.alaska.gov/</w:t>
-      </w:r>
-      <w:proofErr w:type="spellStart"/>
-      <w:r>
-        <w:t>shc</w:t>
-      </w:r>
-      <w:proofErr w:type="spellEnd"/>
-      <w:r>
-        <w:t>/family/docs/shc-1126n.pdf</w:t>
-      </w:r>
-    </w:p>
-    <w:p>
-      <w:pPr>
-        <w:pStyle w:val="Heading3"/>
-      </w:pPr>
-      <w:r>
-        <w:t>If you are changing child support</w:t>
-      </w:r>
-    </w:p>
-    <w:p>
-      <w:pPr>
-        <w:pStyle w:val="ListParagraph"/>
-        <w:numPr>
-          <w:ilvl w:val="0"/>
-          <w:numId w:val="1"/>
-        </w:numPr>
-        <w:ind w:left="405"/>
-      </w:pPr>
-      <w:r>
-        <w:rPr>
-          <w:b/>
-        </w:rPr>
-        <w:t>Child</w:t>
-      </w:r>
-      <w:r>
-        <w:rPr>
-          <w:b/>
-        </w:rPr>
-        <w:t xml:space="preserve"> </w:t>
-      </w:r>
-      <w:r>
-        <w:rPr>
-          <w:b/>
-        </w:rPr>
-        <w:t>Support</w:t>
-      </w:r>
-      <w:r>
-        <w:rPr>
-          <w:b/>
-        </w:rPr>
-        <w:t xml:space="preserve"> </w:t>
-      </w:r>
-      <w:r>
-        <w:rPr>
-          <w:b/>
-        </w:rPr>
-        <w:t>Guidelines</w:t>
-      </w:r>
-      <w:r>
-        <w:rPr>
-          <w:b/>
-        </w:rPr>
-        <w:t xml:space="preserve"> </w:t>
-      </w:r>
-      <w:r>
-        <w:rPr>
-          <w:b/>
-        </w:rPr>
-        <w:t>Affidavit,</w:t>
-      </w:r>
-      <w:r>
-        <w:rPr>
-          <w:b/>
-        </w:rPr>
-        <w:t xml:space="preserve"> </w:t>
-      </w:r>
-      <w:r>
-        <w:rPr>
-          <w:b/>
-        </w:rPr>
-        <w:t>DR-305</w:t>
-      </w:r>
-      <w:r>
-        <w:t xml:space="preserve"> [</w:t>
-      </w:r>
-      <w:hyperlink r:id="rId14" w:history="1">
         <w:r>
           <w:rPr>
             <w:rStyle w:val="Hyperlink"/>
@@ -545,12 +275,9 @@
         </w:r>
       </w:hyperlink>
       <w:r>
-        <w:t xml:space="preserve"> (2 copies - each parent fills out their own)</w:t>
-      </w:r>
-      <w:r>
         <w:br/>
       </w:r>
-      <w:hyperlink r:id="rId15" w:history="1">
+      <w:hyperlink r:id="rId13" w:history="1">
         <w:r>
           <w:rPr>
             <w:rStyle w:val="Hyperlink"/>
@@ -558,6 +285,18 @@
           <w:t>ak-courts.info/dr305</w:t>
         </w:r>
       </w:hyperlink>
+      <w:r>
+        <w:rPr>
+          <w:rStyle w:val="Hyperlink"/>
+        </w:rPr>
+        <w:br/>
+      </w:r>
+      <w:r>
+        <w:t>2 copies - each parent fills out their own</w:t>
+      </w:r>
+      <w:r>
+        <w:t>.</w:t>
+      </w:r>
     </w:p>
     <w:p>
       <w:pPr>
@@ -621,6 +360,132 @@
           <w:b/>
         </w:rPr>
         <w:t>DR-150</w:t>
+      </w:r>
+      <w:r>
+        <w:t xml:space="preserve"> [</w:t>
+      </w:r>
+      <w:hyperlink r:id="rId14" w:history="1">
+        <w:r>
+          <w:rPr>
+            <w:rStyle w:val="Hyperlink"/>
+          </w:rPr>
+          <w:t>Fill</w:t>
+        </w:r>
+        <w:r>
+          <w:rPr>
+            <w:rStyle w:val="Hyperlink"/>
+          </w:rPr>
+          <w:t xml:space="preserve"> i</w:t>
+        </w:r>
+        <w:r>
+          <w:rPr>
+            <w:rStyle w:val="Hyperlink"/>
+          </w:rPr>
+          <w:t>n PDF</w:t>
+        </w:r>
+      </w:hyperlink>
+      <w:r>
+        <w:t>]</w:t>
+      </w:r>
+      <w:r>
+        <w:br/>
+      </w:r>
+      <w:hyperlink r:id="rId15" w:history="1">
+        <w:r>
+          <w:rPr>
+            <w:rStyle w:val="Hyperlink"/>
+          </w:rPr>
+          <w:t>ak-courts.info/dr150</w:t>
+        </w:r>
+      </w:hyperlink>
+      <w:r>
+        <w:rPr>
+          <w:rStyle w:val="Hyperlink"/>
+        </w:rPr>
+        <w:br/>
+      </w:r>
+      <w:r>
+        <w:t>2 copies - each parent fills out their own</w:t>
+      </w:r>
+      <w:r>
+        <w:t>.</w:t>
+      </w:r>
+    </w:p>
+    <w:p>
+      <w:pPr>
+        <w:pStyle w:val="ListParagraph"/>
+        <w:numPr>
+          <w:ilvl w:val="0"/>
+          <w:numId w:val="1"/>
+        </w:numPr>
+        <w:ind w:left="405"/>
+      </w:pPr>
+      <w:r>
+        <w:t>Choose 1 form below based on the parenting schedule if it is not a primary custody calculation (where children are with 1 parent for at least 256 overnights/year)</w:t>
+      </w:r>
+    </w:p>
+    <w:p>
+      <w:pPr>
+        <w:pStyle w:val="ListParagraph"/>
+        <w:numPr>
+          <w:ilvl w:val="1"/>
+          <w:numId w:val="1"/>
+        </w:numPr>
+        <w:ind w:left="765"/>
+      </w:pPr>
+      <w:r>
+        <w:rPr>
+          <w:b/>
+        </w:rPr>
+        <w:t>Shared</w:t>
+      </w:r>
+      <w:r>
+        <w:rPr>
+          <w:b/>
+        </w:rPr>
+        <w:t xml:space="preserve"> </w:t>
+      </w:r>
+      <w:r>
+        <w:rPr>
+          <w:b/>
+        </w:rPr>
+        <w:t>Custody</w:t>
+      </w:r>
+      <w:r>
+        <w:rPr>
+          <w:b/>
+        </w:rPr>
+        <w:t xml:space="preserve"> </w:t>
+      </w:r>
+      <w:r>
+        <w:rPr>
+          <w:b/>
+        </w:rPr>
+        <w:t>Support</w:t>
+      </w:r>
+      <w:r>
+        <w:rPr>
+          <w:b/>
+        </w:rPr>
+        <w:t xml:space="preserve"> </w:t>
+      </w:r>
+      <w:r>
+        <w:rPr>
+          <w:b/>
+        </w:rPr>
+        <w:t>Calculation,</w:t>
+      </w:r>
+      <w:r>
+        <w:rPr>
+          <w:b/>
+        </w:rPr>
+        <w:t xml:space="preserve"> </w:t>
+      </w:r>
+      <w:r>
+        <w:rPr>
+          <w:b/>
+        </w:rPr>
+        <w:t>DR-306</w:t>
       </w:r>
       <w:r>
         <w:t xml:space="preserve"> [</w:t>
@@ -646,28 +511,30 @@
         </w:r>
       </w:hyperlink>
       <w:r>
-        <w:t xml:space="preserve">] (2 copies - each parent fills out their own) </w:t>
+        <w:t xml:space="preserve">] </w:t>
+      </w:r>
+      <w:r>
+        <w:br/>
       </w:r>
       <w:hyperlink r:id="rId17" w:history="1">
         <w:r>
           <w:rPr>
             <w:rStyle w:val="Hyperlink"/>
           </w:rPr>
-          <w:t>ak-courts.info/dr150</w:t>
+          <w:t>ak-courts.info/dr306</w:t>
         </w:r>
       </w:hyperlink>
-    </w:p>
-    <w:p>
-      <w:pPr>
-        <w:pStyle w:val="ListParagraph"/>
-        <w:numPr>
-          <w:ilvl w:val="0"/>
-          <w:numId w:val="1"/>
-        </w:numPr>
-        <w:ind w:left="405"/>
-      </w:pPr>
-      <w:r>
-        <w:t>Choose 1 form below based on the parenting schedule if it is not a primary custody calculation (where children are with 1 parent for at least 256 overnights/year)</w:t>
+      <w:r>
+        <w:rPr>
+          <w:rStyle w:val="Hyperlink"/>
+        </w:rPr>
+        <w:br/>
+      </w:r>
+      <w:r>
+        <w:t>if you have a shared custody schedule</w:t>
+      </w:r>
+      <w:r>
+        <w:t>.</w:t>
       </w:r>
     </w:p>
     <w:p>
@@ -683,7 +550,7 @@
         <w:rPr>
           <w:b/>
         </w:rPr>
-        <w:t>Shared</w:t>
+        <w:t>Divided</w:t>
       </w:r>
       <w:r>
         <w:rPr>
@@ -731,7 +598,7 @@
         <w:rPr>
           <w:b/>
         </w:rPr>
-        <w:t>DR-306</w:t>
+        <w:t>DR-307</w:t>
       </w:r>
       <w:r>
         <w:t xml:space="preserve"> [</w:t>
@@ -757,16 +624,31 @@
         </w:r>
       </w:hyperlink>
       <w:r>
-        <w:t xml:space="preserve">] (if you have a shared custody schedule) </w:t>
+        <w:t>]</w:t>
+      </w:r>
+      <w:r>
+        <w:br/>
       </w:r>
       <w:hyperlink r:id="rId19" w:history="1">
         <w:r>
           <w:rPr>
             <w:rStyle w:val="Hyperlink"/>
           </w:rPr>
-          <w:t>ak-courts.info/dr306</w:t>
+          <w:t>ak-courts.info/dr307</w:t>
         </w:r>
       </w:hyperlink>
+      <w:r>
+        <w:rPr>
+          <w:rStyle w:val="Hyperlink"/>
+        </w:rPr>
+        <w:br/>
+      </w:r>
+      <w:r>
+        <w:t>if you have a divided custody schedule</w:t>
+      </w:r>
+      <w:r>
+        <w:t>.</w:t>
+      </w:r>
     </w:p>
     <w:p>
       <w:pPr>
@@ -781,7 +663,7 @@
         <w:rPr>
           <w:b/>
         </w:rPr>
-        <w:t>Divided</w:t>
+        <w:t>Hybrid</w:t>
       </w:r>
       <w:r>
         <w:rPr>
@@ -805,6 +687,18 @@
         <w:rPr>
           <w:b/>
         </w:rPr>
+        <w:t>Child</w:t>
+      </w:r>
+      <w:r>
+        <w:rPr>
+          <w:b/>
+        </w:rPr>
+        <w:t xml:space="preserve"> </w:t>
+      </w:r>
+      <w:r>
+        <w:rPr>
+          <w:b/>
+        </w:rPr>
         <w:t>Support</w:t>
       </w:r>
       <w:r>
@@ -829,7 +723,7 @@
         <w:rPr>
           <w:b/>
         </w:rPr>
-        <w:t>DR-307</w:t>
+        <w:t>DR-308</w:t>
       </w:r>
       <w:r>
         <w:t xml:space="preserve"> [</w:t>
@@ -855,119 +749,15 @@
         </w:r>
       </w:hyperlink>
       <w:r>
-        <w:t xml:space="preserve">] (if you have a divided custody schedule) </w:t>
+        <w:t>]</w:t>
+      </w:r>
+      <w:r>
+        <w:br/>
+      </w:r>
+      <w:r>
+        <w:t xml:space="preserve"> </w:t>
       </w:r>
       <w:hyperlink r:id="rId21" w:history="1">
-        <w:r>
-          <w:rPr>
-            <w:rStyle w:val="Hyperlink"/>
-          </w:rPr>
-          <w:t>ak-courts.info/dr307</w:t>
-        </w:r>
-      </w:hyperlink>
-    </w:p>
-    <w:p>
-      <w:pPr>
-        <w:pStyle w:val="ListParagraph"/>
-        <w:numPr>
-          <w:ilvl w:val="1"/>
-          <w:numId w:val="1"/>
-        </w:numPr>
-        <w:ind w:left="765"/>
-      </w:pPr>
-      <w:r>
-        <w:rPr>
-          <w:b/>
-        </w:rPr>
-        <w:t>Hybrid</w:t>
-      </w:r>
-      <w:r>
-        <w:rPr>
-          <w:b/>
-        </w:rPr>
-        <w:t xml:space="preserve"> </w:t>
-      </w:r>
-      <w:r>
-        <w:rPr>
-          <w:b/>
-        </w:rPr>
-        <w:t>Custody</w:t>
-      </w:r>
-      <w:r>
-        <w:rPr>
-          <w:b/>
-        </w:rPr>
-        <w:t xml:space="preserve"> </w:t>
-      </w:r>
-      <w:r>
-        <w:rPr>
-          <w:b/>
-        </w:rPr>
-        <w:t>Child</w:t>
-      </w:r>
-      <w:r>
-        <w:rPr>
-          <w:b/>
-        </w:rPr>
-        <w:t xml:space="preserve"> </w:t>
-      </w:r>
-      <w:r>
-        <w:rPr>
-          <w:b/>
-        </w:rPr>
-        <w:t>Support</w:t>
-      </w:r>
-      <w:r>
-        <w:rPr>
-          <w:b/>
-        </w:rPr>
-        <w:t xml:space="preserve"> </w:t>
-      </w:r>
-      <w:r>
-        <w:rPr>
-          <w:b/>
-        </w:rPr>
-        <w:t>Calculation,</w:t>
-      </w:r>
-      <w:r>
-        <w:rPr>
-          <w:b/>
-        </w:rPr>
-        <w:t xml:space="preserve"> </w:t>
-      </w:r>
-      <w:r>
-        <w:rPr>
-          <w:b/>
-        </w:rPr>
-        <w:t>DR-308</w:t>
-      </w:r>
-      <w:r>
-        <w:t xml:space="preserve"> [</w:t>
-      </w:r>
-      <w:hyperlink r:id="rId22" w:history="1">
-        <w:r>
-          <w:rPr>
-            <w:rStyle w:val="Hyperlink"/>
-          </w:rPr>
-          <w:t>Fill</w:t>
-        </w:r>
-        <w:r>
-          <w:rPr>
-            <w:rStyle w:val="Hyperlink"/>
-          </w:rPr>
-          <w:t xml:space="preserve"> i</w:t>
-        </w:r>
-        <w:r>
-          <w:rPr>
-            <w:rStyle w:val="Hyperlink"/>
-          </w:rPr>
-          <w:t>n PDF</w:t>
-        </w:r>
-      </w:hyperlink>
-      <w:r>
-        <w:t xml:space="preserve">] (if you are asking for a hybrid custody schedule) </w:t>
-      </w:r>
-      <w:hyperlink r:id="rId23" w:history="1">
         <w:r>
           <w:rPr>
             <w:rStyle w:val="Hyperlink"/>
@@ -975,56 +765,396 @@
           <w:t>ak-courts.info/dr308</w:t>
         </w:r>
       </w:hyperlink>
+      <w:r>
+        <w:rPr>
+          <w:rStyle w:val="Hyperlink"/>
+        </w:rPr>
+        <w:br/>
+      </w:r>
+      <w:r>
+        <w:t>if you are asking for a hybrid custody schedule</w:t>
+      </w:r>
     </w:p>
     <w:p>
       <w:pPr>
         <w:pStyle w:val="Body"/>
-      </w:pPr>
-      <w:r>
         <w:rPr>
           <w:color w:val="FF0000"/>
         </w:rPr>
-        <w:t>{%</w:t>
-      </w:r>
-      <w:r>
-        <w:rPr>
-          <w:color w:val="FF0000"/>
-        </w:rPr>
-        <w:t>p</w:t>
-      </w:r>
-      <w:r>
-        <w:rPr>
-          <w:color w:val="FF0000"/>
-        </w:rPr>
-        <w:t xml:space="preserve"> if </w:t>
-      </w:r>
-      <w:proofErr w:type="spellStart"/>
-      <w:r>
-        <w:rPr>
-          <w:color w:val="FF0000"/>
-        </w:rPr>
-        <w:t>middle_of_case</w:t>
-      </w:r>
-      <w:proofErr w:type="spellEnd"/>
-      <w:r>
-        <w:rPr>
-          <w:color w:val="FF0000"/>
-        </w:rPr>
-        <w:t xml:space="preserve"> == 'no'</w:t>
-      </w:r>
-      <w:r>
-        <w:rPr>
-          <w:color w:val="FF0000"/>
-        </w:rPr>
-        <w:t xml:space="preserve"> %}</w:t>
-      </w:r>
+      </w:pPr>
     </w:p>
     <w:p>
       <w:pPr>
+        <w:pStyle w:val="Example"/>
+        <w:rPr>
+          <w:color w:val="auto"/>
+        </w:rPr>
+      </w:pPr>
+      <w:r>
+        <w:t>Important - signing your documents</w:t>
+      </w:r>
+    </w:p>
+    <w:p>
+      <w:pPr>
+        <w:rPr>
+          <w:rFonts w:ascii="Helvetica" w:eastAsiaTheme="minorHAnsi" w:hAnsi="Helvetica" w:cs="Helvetica"/>
+          <w:sz w:val="24"/>
+          <w:szCs w:val="24"/>
+        </w:rPr>
+      </w:pPr>
+      <w:r>
+        <w:rPr>
+          <w:rFonts w:ascii="Helvetica" w:eastAsiaTheme="minorHAnsi" w:hAnsi="Helvetica" w:cs="Helvetica"/>
+          <w:color w:val="FF0000"/>
+          <w:sz w:val="24"/>
+          <w:szCs w:val="24"/>
+        </w:rPr>
+        <w:t>{%p</w:t>
+      </w:r>
+      <w:r>
+        <w:rPr>
+          <w:rFonts w:ascii="Helvetica" w:eastAsiaTheme="minorHAnsi" w:hAnsi="Helvetica" w:cs="Helvetica"/>
+          <w:color w:val="FF0000"/>
+          <w:sz w:val="24"/>
+          <w:szCs w:val="24"/>
+        </w:rPr>
+        <w:t xml:space="preserve"> if filling_manner in('electronically', 'dunno') and filing_method in('efiling', 'dunno')</w:t>
+      </w:r>
+      <w:r>
+        <w:rPr>
+          <w:rFonts w:ascii="Helvetica" w:eastAsiaTheme="minorHAnsi" w:hAnsi="Helvetica" w:cs="Helvetica"/>
+          <w:color w:val="FF0000"/>
+          <w:sz w:val="24"/>
+          <w:szCs w:val="24"/>
+        </w:rPr>
+        <w:t xml:space="preserve"> %}</w:t>
+      </w:r>
+    </w:p>
+    <w:p>
+      <w:pPr>
+        <w:pStyle w:val="Exampleparagraph"/>
+      </w:pPr>
+      <w:r>
+        <w:t>If you fill out your forms on a computer and file them with TrueFiling, you can sign your forms electronically. Type “/s/ your name” on the signature line. For example, Zoe Lee’s signature would be "/s/ Zoe Lee."</w:t>
+      </w:r>
+    </w:p>
+    <w:p>
+      <w:pPr>
+        <w:rPr>
+          <w:rFonts w:ascii="Helvetica" w:eastAsiaTheme="minorHAnsi" w:hAnsi="Helvetica" w:cs="Helvetica"/>
+          <w:sz w:val="24"/>
+          <w:szCs w:val="24"/>
+        </w:rPr>
+      </w:pPr>
+      <w:r>
+        <w:rPr>
+          <w:rFonts w:ascii="Helvetica" w:eastAsiaTheme="minorHAnsi" w:hAnsi="Helvetica" w:cs="Helvetica"/>
+          <w:color w:val="FFC000"/>
+          <w:sz w:val="24"/>
+          <w:szCs w:val="24"/>
+        </w:rPr>
+        <w:t>{%p</w:t>
+      </w:r>
+      <w:r>
+        <w:rPr>
+          <w:rFonts w:ascii="Helvetica" w:eastAsiaTheme="minorHAnsi" w:hAnsi="Helvetica" w:cs="Helvetica"/>
+          <w:color w:val="FFC000"/>
+          <w:sz w:val="24"/>
+          <w:szCs w:val="24"/>
+        </w:rPr>
+        <w:t xml:space="preserve"> if</w:t>
+      </w:r>
+      <w:r>
+        <w:rPr>
+          <w:rFonts w:ascii="Helvetica" w:eastAsiaTheme="minorHAnsi" w:hAnsi="Helvetica" w:cs="Helvetica"/>
+          <w:color w:val="FFC000"/>
+          <w:sz w:val="24"/>
+          <w:szCs w:val="24"/>
+        </w:rPr>
+        <w:t xml:space="preserve"> </w:t>
+      </w:r>
+      <w:r>
+        <w:rPr>
+          <w:rFonts w:ascii="Helvetica" w:eastAsiaTheme="minorHAnsi" w:hAnsi="Helvetica" w:cs="Helvetica"/>
+          <w:color w:val="FFC000"/>
+          <w:sz w:val="24"/>
+          <w:szCs w:val="24"/>
+        </w:rPr>
+        <w:t>filling_manner == 'electronically'</w:t>
+      </w:r>
+      <w:r>
+        <w:rPr>
+          <w:rFonts w:ascii="Helvetica" w:eastAsiaTheme="minorHAnsi" w:hAnsi="Helvetica" w:cs="Helvetica"/>
+          <w:color w:val="FFC000"/>
+          <w:sz w:val="24"/>
+          <w:szCs w:val="24"/>
+        </w:rPr>
+        <w:t xml:space="preserve"> and</w:t>
+      </w:r>
+      <w:r>
+        <w:rPr>
+          <w:rFonts w:ascii="Helvetica" w:eastAsiaTheme="minorHAnsi" w:hAnsi="Helvetica" w:cs="Helvetica"/>
+          <w:color w:val="FFC000"/>
+          <w:sz w:val="24"/>
+          <w:szCs w:val="24"/>
+        </w:rPr>
+        <w:t xml:space="preserve"> filing_method == 'efiling'</w:t>
+      </w:r>
+      <w:r>
+        <w:rPr>
+          <w:rFonts w:ascii="Helvetica" w:eastAsiaTheme="minorHAnsi" w:hAnsi="Helvetica" w:cs="Helvetica"/>
+          <w:color w:val="FFC000"/>
+          <w:sz w:val="24"/>
+          <w:szCs w:val="24"/>
+        </w:rPr>
+        <w:t xml:space="preserve"> %}</w:t>
+      </w:r>
+    </w:p>
+    <w:p>
+      <w:pPr>
+        <w:pStyle w:val="ExampleorImportantblock"/>
+      </w:pPr>
+      <w:r>
+        <w:t xml:space="preserve">If the form needs to be notarized, fill out and file </w:t>
+      </w:r>
+      <w:r>
+        <w:rPr>
+          <w:b/>
+          <w:bCs/>
+        </w:rPr>
+        <w:t>Self-Certification (No Notary Available), TF-835</w:t>
+      </w:r>
+      <w:r>
+        <w:t xml:space="preserve"> [</w:t>
+      </w:r>
+      <w:hyperlink r:id="rId22" w:history="1">
+        <w:r>
+          <w:rPr>
+            <w:rStyle w:val="Hyperlink"/>
+            <w:spacing w:val="0"/>
+          </w:rPr>
+          <w:t>Fill in PDF</w:t>
+        </w:r>
+      </w:hyperlink>
+      <w:r>
+        <w:t>]</w:t>
+      </w:r>
+      <w:r>
+        <w:br/>
+      </w:r>
+      <w:hyperlink r:id="rId23" w:history="1">
+        <w:r>
+          <w:rPr>
+            <w:rStyle w:val="Hyperlink"/>
+            <w:spacing w:val="0"/>
+          </w:rPr>
+          <w:t>ak-courts.info/tf835</w:t>
+        </w:r>
+      </w:hyperlink>
+      <w:r>
+        <w:t>.</w:t>
+      </w:r>
+    </w:p>
+    <w:p>
+      <w:pPr>
+        <w:rPr>
+          <w:rFonts w:ascii="Helvetica" w:eastAsiaTheme="minorHAnsi" w:hAnsi="Helvetica" w:cs="Helvetica"/>
+          <w:sz w:val="24"/>
+          <w:szCs w:val="24"/>
+        </w:rPr>
+      </w:pPr>
+      <w:r>
+        <w:rPr>
+          <w:rFonts w:ascii="Helvetica" w:eastAsiaTheme="minorHAnsi" w:hAnsi="Helvetica" w:cs="Helvetica"/>
+          <w:color w:val="FFC000"/>
+          <w:sz w:val="24"/>
+          <w:szCs w:val="24"/>
+        </w:rPr>
+        <w:t>{%p</w:t>
+      </w:r>
+      <w:r>
+        <w:rPr>
+          <w:rFonts w:ascii="Helvetica" w:eastAsiaTheme="minorHAnsi" w:hAnsi="Helvetica" w:cs="Helvetica"/>
+          <w:color w:val="FFC000"/>
+          <w:sz w:val="24"/>
+          <w:szCs w:val="24"/>
+        </w:rPr>
+        <w:t xml:space="preserve"> endi</w:t>
+      </w:r>
+      <w:r>
+        <w:rPr>
+          <w:rFonts w:ascii="Helvetica" w:eastAsiaTheme="minorHAnsi" w:hAnsi="Helvetica" w:cs="Helvetica"/>
+          <w:color w:val="FFC000"/>
+          <w:sz w:val="24"/>
+          <w:szCs w:val="24"/>
+        </w:rPr>
+        <w:t>f %}</w:t>
+      </w:r>
+    </w:p>
+    <w:p>
+      <w:pPr>
+        <w:rPr>
+          <w:rFonts w:ascii="Helvetica" w:eastAsiaTheme="minorHAnsi" w:hAnsi="Helvetica" w:cs="Helvetica"/>
+          <w:sz w:val="24"/>
+          <w:szCs w:val="24"/>
+        </w:rPr>
+      </w:pPr>
+      <w:r>
+        <w:rPr>
+          <w:rFonts w:ascii="Helvetica" w:eastAsiaTheme="minorHAnsi" w:hAnsi="Helvetica" w:cs="Helvetica"/>
+          <w:color w:val="FF0000"/>
+          <w:sz w:val="24"/>
+          <w:szCs w:val="24"/>
+        </w:rPr>
+        <w:t>{%p</w:t>
+      </w:r>
+      <w:r>
+        <w:rPr>
+          <w:rFonts w:ascii="Helvetica" w:eastAsiaTheme="minorHAnsi" w:hAnsi="Helvetica" w:cs="Helvetica"/>
+          <w:color w:val="FF0000"/>
+          <w:sz w:val="24"/>
+          <w:szCs w:val="24"/>
+        </w:rPr>
+        <w:t xml:space="preserve"> endi</w:t>
+      </w:r>
+      <w:r>
+        <w:rPr>
+          <w:rFonts w:ascii="Helvetica" w:eastAsiaTheme="minorHAnsi" w:hAnsi="Helvetica" w:cs="Helvetica"/>
+          <w:color w:val="FF0000"/>
+          <w:sz w:val="24"/>
+          <w:szCs w:val="24"/>
+        </w:rPr>
+        <w:t>f %}</w:t>
+      </w:r>
+    </w:p>
+    <w:p>
+      <w:pPr>
+        <w:rPr>
+          <w:rFonts w:ascii="Helvetica" w:eastAsiaTheme="minorHAnsi" w:hAnsi="Helvetica" w:cs="Helvetica"/>
+          <w:sz w:val="24"/>
+          <w:szCs w:val="24"/>
+        </w:rPr>
+      </w:pPr>
+      <w:r>
+        <w:rPr>
+          <w:rFonts w:ascii="Helvetica" w:eastAsiaTheme="minorHAnsi" w:hAnsi="Helvetica" w:cs="Helvetica"/>
+          <w:color w:val="FF0000"/>
+          <w:sz w:val="24"/>
+          <w:szCs w:val="24"/>
+        </w:rPr>
+        <w:t>{%p</w:t>
+      </w:r>
+      <w:r>
+        <w:rPr>
+          <w:rFonts w:ascii="Helvetica" w:eastAsiaTheme="minorHAnsi" w:hAnsi="Helvetica" w:cs="Helvetica"/>
+          <w:color w:val="FF0000"/>
+          <w:sz w:val="24"/>
+          <w:szCs w:val="24"/>
+        </w:rPr>
+        <w:t xml:space="preserve"> if filling_manner in('paper', 'dunno') or filing_method in ('mail or in person', 'dunno'</w:t>
+      </w:r>
+      <w:r>
+        <w:rPr>
+          <w:rFonts w:ascii="Helvetica" w:eastAsiaTheme="minorHAnsi" w:hAnsi="Helvetica" w:cs="Helvetica"/>
+          <w:color w:val="FF0000"/>
+          <w:sz w:val="24"/>
+          <w:szCs w:val="24"/>
+        </w:rPr>
+        <w:t>) %}</w:t>
+      </w:r>
+    </w:p>
+    <w:p>
+      <w:pPr>
+        <w:pStyle w:val="Exampleparagraph"/>
+      </w:pPr>
+      <w:r>
+        <w:t>If you fill out paper copies of the forms, or do not file them with TrueFiling, read</w:t>
+      </w:r>
+      <w:r>
+        <w:t xml:space="preserve"> {{ sign_step.subject }}</w:t>
+      </w:r>
+    </w:p>
+    <w:p>
+      <w:r>
+        <w:rPr>
+          <w:rFonts w:ascii="Helvetica" w:eastAsiaTheme="minorHAnsi" w:hAnsi="Helvetica" w:cs="Helvetica"/>
+          <w:color w:val="FF0000"/>
+          <w:sz w:val="24"/>
+          <w:szCs w:val="24"/>
+        </w:rPr>
+        <w:t>{%p</w:t>
+      </w:r>
+      <w:r>
+        <w:rPr>
+          <w:rFonts w:ascii="Helvetica" w:eastAsiaTheme="minorHAnsi" w:hAnsi="Helvetica" w:cs="Helvetica"/>
+          <w:color w:val="FF0000"/>
+          <w:sz w:val="24"/>
+          <w:szCs w:val="24"/>
+        </w:rPr>
+        <w:t xml:space="preserve"> </w:t>
+      </w:r>
+      <w:r>
+        <w:rPr>
+          <w:rFonts w:ascii="Helvetica" w:eastAsiaTheme="minorHAnsi" w:hAnsi="Helvetica" w:cs="Helvetica"/>
+          <w:color w:val="FF0000"/>
+          <w:sz w:val="24"/>
+          <w:szCs w:val="24"/>
+        </w:rPr>
+        <w:t>end</w:t>
+      </w:r>
+      <w:r>
+        <w:rPr>
+          <w:rFonts w:ascii="Helvetica" w:eastAsiaTheme="minorHAnsi" w:hAnsi="Helvetica" w:cs="Helvetica"/>
+          <w:color w:val="FF0000"/>
+          <w:sz w:val="24"/>
+          <w:szCs w:val="24"/>
+        </w:rPr>
+        <w:t>if</w:t>
+      </w:r>
+      <w:r>
+        <w:rPr>
+          <w:rFonts w:ascii="Helvetica" w:eastAsiaTheme="minorHAnsi" w:hAnsi="Helvetica" w:cs="Helvetica"/>
+          <w:color w:val="FF0000"/>
+          <w:sz w:val="24"/>
+          <w:szCs w:val="24"/>
+        </w:rPr>
+        <w:t xml:space="preserve"> %}</w:t>
+      </w:r>
+    </w:p>
+    <w:p>
+      <w:pPr>
         <w:pStyle w:val="Body"/>
       </w:pPr>
       <w:r>
-        <w:lastRenderedPageBreak/>
+        <w:rPr>
+          <w:color w:val="FF0000"/>
+        </w:rPr>
+        <w:t>{%</w:t>
+      </w:r>
+      <w:r>
+        <w:rPr>
+          <w:color w:val="FF0000"/>
+        </w:rPr>
+        <w:t>p</w:t>
+      </w:r>
+      <w:r>
+        <w:rPr>
+          <w:color w:val="FF0000"/>
+        </w:rPr>
+        <w:t xml:space="preserve"> if middle_of_case == 'no'</w:t>
+      </w:r>
+      <w:r>
+        <w:rPr>
+          <w:color w:val="FF0000"/>
+        </w:rPr>
+        <w:t xml:space="preserve"> %}</w:t>
+      </w:r>
+    </w:p>
+    <w:p>
+      <w:pPr>
+        <w:pStyle w:val="Body"/>
+      </w:pPr>
+      <w:r>
         <w:t xml:space="preserve">If you and the other parent agree, it is free to file a </w:t>
       </w:r>
       <w:r>

--- a/docassemble/AKA2JBranding/data/templates/tell_the_court_content.docx
+++ b/docassemble/AKA2JBranding/data/templates/tell_the_court_content.docx
@@ -7,7 +7,230 @@
         <w:pStyle w:val="Body"/>
       </w:pPr>
       <w:r>
-        <w:t>If you reach an agreement, fill out these forms:</w:t>
+        <w:rPr>
+          <w:color w:val="FF0000"/>
+        </w:rPr>
+        <w:t>{</w:t>
+      </w:r>
+      <w:r>
+        <w:rPr>
+          <w:color w:val="FF0000"/>
+        </w:rPr>
+        <w:t>%</w:t>
+      </w:r>
+      <w:r>
+        <w:rPr>
+          <w:color w:val="FF0000"/>
+        </w:rPr>
+        <w:t>p</w:t>
+      </w:r>
+      <w:r>
+        <w:rPr>
+          <w:color w:val="FF0000"/>
+        </w:rPr>
+        <w:t xml:space="preserve"> if user_need == 'change AK order'</w:t>
+      </w:r>
+      <w:r>
+        <w:rPr>
+          <w:color w:val="FF0000"/>
+        </w:rPr>
+        <w:t xml:space="preserve"> %}</w:t>
+      </w:r>
+    </w:p>
+    <w:p>
+      <w:pPr>
+        <w:pStyle w:val="Body"/>
+      </w:pPr>
+      <w:r>
+        <w:t>Only the judge can change the amount of child support in your order.</w:t>
+      </w:r>
+    </w:p>
+    <w:p>
+      <w:pPr>
+        <w:pStyle w:val="Body"/>
+      </w:pPr>
+      <w:r>
+        <w:t xml:space="preserve">But you can use a </w:t>
+      </w:r>
+      <w:r>
+        <w:rPr>
+          <w:b/>
+        </w:rPr>
+        <w:t>Joint Motion to Modify Child Support</w:t>
+      </w:r>
+      <w:r>
+        <w:t xml:space="preserve"> to tell the judge about your agreement if you both agree that:</w:t>
+      </w:r>
+    </w:p>
+    <w:p>
+      <w:pPr>
+        <w:pStyle w:val="Body"/>
+        <w:numPr>
+          <w:ilvl w:val="0"/>
+          <w:numId w:val="13"/>
+        </w:numPr>
+      </w:pPr>
+      <w:r>
+        <w:t>your financial situation has changed,</w:t>
+      </w:r>
+    </w:p>
+    <w:p>
+      <w:pPr>
+        <w:pStyle w:val="Body"/>
+        <w:numPr>
+          <w:ilvl w:val="0"/>
+          <w:numId w:val="13"/>
+        </w:numPr>
+        <w:rPr>
+          <w:bCs/>
+        </w:rPr>
+      </w:pPr>
+      <w:r>
+        <w:t xml:space="preserve">the amounts you use to calculate child support have changed, </w:t>
+      </w:r>
+      <w:r>
+        <w:rPr>
+          <w:b/>
+        </w:rPr>
+        <w:t>and</w:t>
+      </w:r>
+    </w:p>
+    <w:p>
+      <w:pPr>
+        <w:pStyle w:val="Body"/>
+        <w:numPr>
+          <w:ilvl w:val="0"/>
+          <w:numId w:val="13"/>
+        </w:numPr>
+      </w:pPr>
+      <w:r>
+        <w:t>after you use the child support formula, you get a different amount from the amount in your current order.</w:t>
+      </w:r>
+    </w:p>
+    <w:p>
+      <w:pPr>
+        <w:pStyle w:val="Body"/>
+      </w:pPr>
+      <w:r>
+        <w:t xml:space="preserve">If both parents agree the amount should change, file your joint motion </w:t>
+      </w:r>
+      <w:r>
+        <w:rPr>
+          <w:b/>
+        </w:rPr>
+        <w:t>right away</w:t>
+      </w:r>
+      <w:r>
+        <w:t xml:space="preserve">. Until you file your motion with the court, </w:t>
+      </w:r>
+      <w:r>
+        <w:rPr>
+          <w:b/>
+        </w:rPr>
+        <w:t>the parent who owes child support still owes the amount in your current order</w:t>
+      </w:r>
+      <w:r>
+        <w:t>.</w:t>
+      </w:r>
+    </w:p>
+    <w:p>
+      <w:pPr>
+        <w:pStyle w:val="Body"/>
+      </w:pPr>
+      <w:r>
+        <w:t>If the judge agrees to change the amount of your child support, the judge will sign a new order. The new order includes the date the amount changed. This date is usually in the past. It will not be earlier than the date you filed your motion.</w:t>
+      </w:r>
+    </w:p>
+    <w:p>
+      <w:pPr>
+        <w:pStyle w:val="Example"/>
+      </w:pPr>
+      <w:r>
+        <w:t>For example</w:t>
+      </w:r>
+    </w:p>
+    <w:p>
+      <w:pPr>
+        <w:pStyle w:val="Example-bulleted"/>
+      </w:pPr>
+      <w:r>
+        <w:t>You agree about a new child support amount on March 1, but you do not file anything with the court until June 21.</w:t>
+      </w:r>
+    </w:p>
+    <w:p>
+      <w:pPr>
+        <w:pStyle w:val="Example-bulleted"/>
+      </w:pPr>
+      <w:r>
+        <w:t>The judge agrees to change your child support and signs a new child support order on September 1.</w:t>
+      </w:r>
+    </w:p>
+    <w:p>
+      <w:pPr>
+        <w:pStyle w:val="Example-bulleted"/>
+      </w:pPr>
+      <w:r>
+        <w:t>The new order says the new child support amount starts July 1.</w:t>
+      </w:r>
+    </w:p>
+    <w:p>
+      <w:pPr>
+        <w:pStyle w:val="Example-bulleted"/>
+      </w:pPr>
+      <w:r>
+        <w:t xml:space="preserve"> The parent who owed child support under the old order, still owes the old child support amount from March 1 to July 1.</w:t>
+      </w:r>
+    </w:p>
+    <w:p>
+      <w:pPr>
+        <w:pStyle w:val="Body"/>
+      </w:pPr>
+      <w:r>
+        <w:rPr>
+          <w:color w:val="FF0000"/>
+        </w:rPr>
+        <w:t>{%</w:t>
+      </w:r>
+      <w:r>
+        <w:rPr>
+          <w:color w:val="FF0000"/>
+        </w:rPr>
+        <w:t>p</w:t>
+      </w:r>
+      <w:r>
+        <w:rPr>
+          <w:color w:val="FF0000"/>
+        </w:rPr>
+        <w:t xml:space="preserve"> endif </w:t>
+      </w:r>
+      <w:r>
+        <w:rPr>
+          <w:color w:val="FF0000"/>
+        </w:rPr>
+        <w:t>%}</w:t>
+      </w:r>
+    </w:p>
+    <w:p>
+      <w:pPr>
+        <w:pStyle w:val="Body"/>
+      </w:pPr>
+      <w:r>
+        <w:t>{</w:t>
+      </w:r>
+      <w:r>
+        <w:t>{"Fill" if user_need == 'change AK order' and parents_agree else "If you reach an agreement, fill"</w:t>
+      </w:r>
+      <w:r>
+        <w:t xml:space="preserve"> </w:t>
+      </w:r>
+      <w:r>
+        <w:t>}</w:t>
+      </w:r>
+      <w:r>
+        <w:t>}</w:t>
+      </w:r>
+      <w:r>
+        <w:t xml:space="preserve"> out these forms:</w:t>
       </w:r>
     </w:p>
     <w:p>
@@ -18,6 +241,10 @@
           <w:numId w:val="1"/>
         </w:numPr>
         <w:ind w:left="405"/>
+        <w:rPr>
+          <w:rStyle w:val="Hyperlink"/>
+          <w:color w:val="202529"/>
+        </w:rPr>
       </w:pPr>
       <w:r>
         <w:rPr>
@@ -35,7 +262,7 @@
         <w:rPr>
           <w:b/>
         </w:rPr>
-        <w:t>Motion</w:t>
+        <w:t>Request</w:t>
       </w:r>
       <w:r>
         <w:rPr>
@@ -73,7 +300,21 @@
             <w:rStyle w:val="Hyperlink"/>
             <w:bCs/>
           </w:rPr>
-          <w:t>Fill in PDF</w:t>
+          <w:t xml:space="preserve">Fill </w:t>
+        </w:r>
+        <w:r>
+          <w:rPr>
+            <w:rStyle w:val="Hyperlink"/>
+            <w:bCs/>
+          </w:rPr>
+          <w:t>i</w:t>
+        </w:r>
+        <w:r>
+          <w:rPr>
+            <w:rStyle w:val="Hyperlink"/>
+            <w:bCs/>
+          </w:rPr>
+          <w:t>n PDF</w:t>
         </w:r>
       </w:hyperlink>
       <w:r>
@@ -99,6 +340,17 @@
     </w:p>
     <w:p>
       <w:pPr>
+        <w:pStyle w:val="Body"/>
+      </w:pPr>
+      <w:r>
+        <w:rPr>
+          <w:color w:val="FF0000"/>
+        </w:rPr>
+        <w:t>{%p if user_need != 'change AK order' %}</w:t>
+      </w:r>
+    </w:p>
+    <w:p>
+      <w:pPr>
         <w:pStyle w:val="Heading3"/>
       </w:pPr>
       <w:r>
@@ -190,6 +442,35 @@
     </w:p>
     <w:p>
       <w:pPr>
+        <w:pStyle w:val="Body"/>
+      </w:pPr>
+      <w:r>
+        <w:rPr>
+          <w:color w:val="FF0000"/>
+        </w:rPr>
+        <w:t xml:space="preserve">{%p </w:t>
+      </w:r>
+      <w:r>
+        <w:rPr>
+          <w:color w:val="FF0000"/>
+        </w:rPr>
+        <w:t>end</w:t>
+      </w:r>
+      <w:r>
+        <w:rPr>
+          <w:color w:val="FF0000"/>
+        </w:rPr>
+        <w:t>if</w:t>
+      </w:r>
+      <w:r>
+        <w:rPr>
+          <w:color w:val="FF0000"/>
+        </w:rPr>
+        <w:t xml:space="preserve"> %}</w:t>
+      </w:r>
+    </w:p>
+    <w:p>
+      <w:pPr>
         <w:pStyle w:val="ListParagraph"/>
         <w:numPr>
           <w:ilvl w:val="0"/>
@@ -201,6 +482,7 @@
         <w:rPr>
           <w:b/>
         </w:rPr>
+        <w:lastRenderedPageBreak/>
         <w:t>Child</w:t>
       </w:r>
       <w:r>
@@ -292,10 +574,7 @@
         <w:br/>
       </w:r>
       <w:r>
-        <w:t>2 copies - each parent fills out their own</w:t>
-      </w:r>
-      <w:r>
-        <w:t>.</w:t>
+        <w:t>2 copies - each parent fills out their own.</w:t>
       </w:r>
     </w:p>
     <w:p>
@@ -405,10 +684,7 @@
         <w:br/>
       </w:r>
       <w:r>
-        <w:t>2 copies - each parent fills out their own</w:t>
-      </w:r>
-      <w:r>
-        <w:t>.</w:t>
+        <w:t>2 copies - each parent fills out their own.</w:t>
       </w:r>
     </w:p>
     <w:p>
@@ -421,7 +697,16 @@
         <w:ind w:left="405"/>
       </w:pPr>
       <w:r>
-        <w:t>Choose 1 form below based on the parenting schedule if it is not a primary custody calculation (where children are with 1 parent for at least 256 overnights/year)</w:t>
+        <w:t>Choose 1 form below based on the parenting schedule if it is not a primary custody calculation</w:t>
+      </w:r>
+      <w:r>
+        <w:t xml:space="preserve">, </w:t>
+      </w:r>
+      <w:r>
+        <w:t>where children are with 1 parent for at least 256 overnights/year</w:t>
+      </w:r>
+      <w:r>
+        <w:t>.</w:t>
       </w:r>
     </w:p>
     <w:p>
@@ -531,10 +816,7 @@
         <w:br/>
       </w:r>
       <w:r>
-        <w:t>if you have a shared custody schedule</w:t>
-      </w:r>
-      <w:r>
-        <w:t>.</w:t>
+        <w:t>if you have a shared custody schedule.</w:t>
       </w:r>
     </w:p>
     <w:p>
@@ -644,10 +926,7 @@
         <w:br/>
       </w:r>
       <w:r>
-        <w:t>if you have a divided custody schedule</w:t>
-      </w:r>
-      <w:r>
-        <w:t>.</w:t>
+        <w:t>if you have a divided custody schedule.</w:t>
       </w:r>
     </w:p>
     <w:p>
@@ -774,6 +1053,9 @@
       <w:r>
         <w:t>if you are asking for a hybrid custody schedule</w:t>
       </w:r>
+      <w:r>
+        <w:t>.</w:t>
+      </w:r>
     </w:p>
     <w:p>
       <w:pPr>
@@ -1068,6 +1350,7 @@
         <w:pStyle w:val="Exampleparagraph"/>
       </w:pPr>
       <w:r>
+        <w:lastRenderedPageBreak/>
         <w:t>If you fill out paper copies of the forms, or do not file them with TrueFiling, read</w:t>
       </w:r>
       <w:r>
@@ -1406,6 +1689,118 @@
 <file path=word/numbering.xml><?xml version="1.0" encoding="utf-8"?>
 <w:numbering xmlns:wpc="http://schemas.microsoft.com/office/word/2010/wordprocessingCanvas" xmlns:cx="http://schemas.microsoft.com/office/drawing/2014/chartex" xmlns:cx1="http://schemas.microsoft.com/office/drawing/2015/9/8/chartex" xmlns:cx2="http://schemas.microsoft.com/office/drawing/2015/10/21/chartex" xmlns:cx3="http://schemas.microsoft.com/office/drawing/2016/5/9/chartex" xmlns:cx4="http://schemas.microsoft.com/office/drawing/2016/5/10/chartex" xmlns:cx5="http://schemas.microsoft.com/office/drawing/2016/5/11/chartex" xmlns:cx6="http://schemas.microsoft.com/office/drawing/2016/5/12/chartex" xmlns:cx7="http://schemas.microsoft.com/office/drawing/2016/5/13/chartex" xmlns:cx8="http://schemas.microsoft.com/office/drawing/2016/5/14/chartex" xmlns:mc="http://schemas.openxmlformats.org/markup-compatibility/2006" xmlns:aink="http://schemas.microsoft.com/office/drawing/2016/ink" xmlns:am3d="http://schemas.microsoft.com/office/drawing/2017/model3d" xmlns:o="urn:schemas-microsoft-com:office:office" xmlns:r="http://schemas.openxmlformats.org/officeDocument/2006/relationships" xmlns:m="http://schemas.openxmlformats.org/officeDocument/2006/math" xmlns:v="urn:schemas-microsoft-com:vml" xmlns:wp14="http://schemas.microsoft.com/office/word/2010/wordprocessingDrawing" xmlns:wp="http://schemas.openxmlformats.org/drawingml/2006/wordprocessingDrawing" xmlns:w10="urn:schemas-microsoft-com:office:word" xmlns:w="http://schemas.openxmlformats.org/wordprocessingml/2006/main" xmlns:w14="http://schemas.microsoft.com/office/word/2010/wordml" xmlns:w15="http://schemas.microsoft.com/office/word/2012/wordml" xmlns:w16cex="http://schemas.microsoft.com/office/word/2018/wordml/cex" xmlns:w16cid="http://schemas.microsoft.com/office/word/2016/wordml/cid" xmlns:w16="http://schemas.microsoft.com/office/word/2018/wordml" xmlns:w16sdtdh="http://schemas.microsoft.com/office/word/2020/wordml/sdtdatahash" xmlns:w16se="http://schemas.microsoft.com/office/word/2015/wordml/symex" xmlns:wpg="http://schemas.microsoft.com/office/word/2010/wordprocessingGroup" xmlns:wpi="http://schemas.microsoft.com/office/word/2010/wordprocessingInk" xmlns:wne="http://schemas.microsoft.com/office/word/2006/wordml" xmlns:wps="http://schemas.microsoft.com/office/word/2010/wordprocessingShape" mc:Ignorable="w14 w15 w16se w16cid w16 w16cex w16sdtdh wp14">
   <w:abstractNum w:abstractNumId="0" w15:restartNumberingAfterBreak="0">
+    <w:nsid w:val="068971CB"/>
+    <w:multiLevelType w:val="hybridMultilevel"/>
+    <w:tmpl w:val="EB584844"/>
+    <w:lvl w:ilvl="0" w:tplc="994C8222">
+      <w:numFmt w:val="bullet"/>
+      <w:lvlText w:val=""/>
+      <w:lvlJc w:val="left"/>
+      <w:pPr>
+        <w:ind w:left="420" w:hanging="360"/>
+      </w:pPr>
+      <w:rPr>
+        <w:rFonts w:ascii="Symbol" w:eastAsiaTheme="minorHAnsi" w:hAnsi="Symbol" w:cs="Helvetica" w:hint="default"/>
+      </w:rPr>
+    </w:lvl>
+    <w:lvl w:ilvl="1" w:tplc="04090003" w:tentative="1">
+      <w:start w:val="1"/>
+      <w:numFmt w:val="bullet"/>
+      <w:lvlText w:val="o"/>
+      <w:lvlJc w:val="left"/>
+      <w:pPr>
+        <w:ind w:left="1140" w:hanging="360"/>
+      </w:pPr>
+      <w:rPr>
+        <w:rFonts w:ascii="Courier New" w:hAnsi="Courier New" w:cs="Courier New" w:hint="default"/>
+      </w:rPr>
+    </w:lvl>
+    <w:lvl w:ilvl="2" w:tplc="04090005" w:tentative="1">
+      <w:start w:val="1"/>
+      <w:numFmt w:val="bullet"/>
+      <w:lvlText w:val=""/>
+      <w:lvlJc w:val="left"/>
+      <w:pPr>
+        <w:ind w:left="1860" w:hanging="360"/>
+      </w:pPr>
+      <w:rPr>
+        <w:rFonts w:ascii="Wingdings" w:hAnsi="Wingdings" w:hint="default"/>
+      </w:rPr>
+    </w:lvl>
+    <w:lvl w:ilvl="3" w:tplc="04090001" w:tentative="1">
+      <w:start w:val="1"/>
+      <w:numFmt w:val="bullet"/>
+      <w:lvlText w:val=""/>
+      <w:lvlJc w:val="left"/>
+      <w:pPr>
+        <w:ind w:left="2580" w:hanging="360"/>
+      </w:pPr>
+      <w:rPr>
+        <w:rFonts w:ascii="Symbol" w:hAnsi="Symbol" w:hint="default"/>
+      </w:rPr>
+    </w:lvl>
+    <w:lvl w:ilvl="4" w:tplc="04090003" w:tentative="1">
+      <w:start w:val="1"/>
+      <w:numFmt w:val="bullet"/>
+      <w:lvlText w:val="o"/>
+      <w:lvlJc w:val="left"/>
+      <w:pPr>
+        <w:ind w:left="3300" w:hanging="360"/>
+      </w:pPr>
+      <w:rPr>
+        <w:rFonts w:ascii="Courier New" w:hAnsi="Courier New" w:cs="Courier New" w:hint="default"/>
+      </w:rPr>
+    </w:lvl>
+    <w:lvl w:ilvl="5" w:tplc="04090005" w:tentative="1">
+      <w:start w:val="1"/>
+      <w:numFmt w:val="bullet"/>
+      <w:lvlText w:val=""/>
+      <w:lvlJc w:val="left"/>
+      <w:pPr>
+        <w:ind w:left="4020" w:hanging="360"/>
+      </w:pPr>
+      <w:rPr>
+        <w:rFonts w:ascii="Wingdings" w:hAnsi="Wingdings" w:hint="default"/>
+      </w:rPr>
+    </w:lvl>
+    <w:lvl w:ilvl="6" w:tplc="04090001" w:tentative="1">
+      <w:start w:val="1"/>
+      <w:numFmt w:val="bullet"/>
+      <w:lvlText w:val=""/>
+      <w:lvlJc w:val="left"/>
+      <w:pPr>
+        <w:ind w:left="4740" w:hanging="360"/>
+      </w:pPr>
+      <w:rPr>
+        <w:rFonts w:ascii="Symbol" w:hAnsi="Symbol" w:hint="default"/>
+      </w:rPr>
+    </w:lvl>
+    <w:lvl w:ilvl="7" w:tplc="04090003" w:tentative="1">
+      <w:start w:val="1"/>
+      <w:numFmt w:val="bullet"/>
+      <w:lvlText w:val="o"/>
+      <w:lvlJc w:val="left"/>
+      <w:pPr>
+        <w:ind w:left="5460" w:hanging="360"/>
+      </w:pPr>
+      <w:rPr>
+        <w:rFonts w:ascii="Courier New" w:hAnsi="Courier New" w:cs="Courier New" w:hint="default"/>
+      </w:rPr>
+    </w:lvl>
+    <w:lvl w:ilvl="8" w:tplc="04090005" w:tentative="1">
+      <w:start w:val="1"/>
+      <w:numFmt w:val="bullet"/>
+      <w:lvlText w:val=""/>
+      <w:lvlJc w:val="left"/>
+      <w:pPr>
+        <w:ind w:left="6180" w:hanging="360"/>
+      </w:pPr>
+      <w:rPr>
+        <w:rFonts w:ascii="Wingdings" w:hAnsi="Wingdings" w:hint="default"/>
+      </w:rPr>
+    </w:lvl>
+  </w:abstractNum>
+  <w:abstractNum w:abstractNumId="1" w15:restartNumberingAfterBreak="0">
     <w:nsid w:val="08C6366F"/>
     <w:multiLevelType w:val="hybridMultilevel"/>
     <w:tmpl w:val="D3561CAA"/>
@@ -1492,7 +1887,7 @@
       </w:pPr>
     </w:lvl>
   </w:abstractNum>
-  <w:abstractNum w:abstractNumId="1" w15:restartNumberingAfterBreak="0">
+  <w:abstractNum w:abstractNumId="2" w15:restartNumberingAfterBreak="0">
     <w:nsid w:val="0C357DD6"/>
     <w:multiLevelType w:val="hybridMultilevel"/>
     <w:tmpl w:val="D83AD7E4"/>
@@ -1583,7 +1978,7 @@
       </w:pPr>
     </w:lvl>
   </w:abstractNum>
-  <w:abstractNum w:abstractNumId="2" w15:restartNumberingAfterBreak="0">
+  <w:abstractNum w:abstractNumId="3" w15:restartNumberingAfterBreak="0">
     <w:nsid w:val="0DEA069D"/>
     <w:multiLevelType w:val="multilevel"/>
     <w:tmpl w:val="450C4EF6"/>
@@ -1724,7 +2119,7 @@
       </w:rPr>
     </w:lvl>
   </w:abstractNum>
-  <w:abstractNum w:abstractNumId="3" w15:restartNumberingAfterBreak="0">
+  <w:abstractNum w:abstractNumId="4" w15:restartNumberingAfterBreak="0">
     <w:nsid w:val="15510218"/>
     <w:multiLevelType w:val="hybridMultilevel"/>
     <w:tmpl w:val="8EF49D20"/>
@@ -1814,7 +2209,120 @@
       </w:pPr>
     </w:lvl>
   </w:abstractNum>
-  <w:abstractNum w:abstractNumId="4" w15:restartNumberingAfterBreak="0">
+  <w:abstractNum w:abstractNumId="5" w15:restartNumberingAfterBreak="0">
+    <w:nsid w:val="16AF59F4"/>
+    <w:multiLevelType w:val="hybridMultilevel"/>
+    <w:tmpl w:val="71880DD2"/>
+    <w:lvl w:ilvl="0" w:tplc="04090001">
+      <w:start w:val="1"/>
+      <w:numFmt w:val="bullet"/>
+      <w:lvlText w:val=""/>
+      <w:lvlJc w:val="left"/>
+      <w:pPr>
+        <w:ind w:left="720" w:hanging="360"/>
+      </w:pPr>
+      <w:rPr>
+        <w:rFonts w:ascii="Symbol" w:hAnsi="Symbol" w:hint="default"/>
+      </w:rPr>
+    </w:lvl>
+    <w:lvl w:ilvl="1" w:tplc="04090003" w:tentative="1">
+      <w:start w:val="1"/>
+      <w:numFmt w:val="bullet"/>
+      <w:lvlText w:val="o"/>
+      <w:lvlJc w:val="left"/>
+      <w:pPr>
+        <w:ind w:left="1440" w:hanging="360"/>
+      </w:pPr>
+      <w:rPr>
+        <w:rFonts w:ascii="Courier New" w:hAnsi="Courier New" w:cs="Courier New" w:hint="default"/>
+      </w:rPr>
+    </w:lvl>
+    <w:lvl w:ilvl="2" w:tplc="04090005" w:tentative="1">
+      <w:start w:val="1"/>
+      <w:numFmt w:val="bullet"/>
+      <w:lvlText w:val=""/>
+      <w:lvlJc w:val="left"/>
+      <w:pPr>
+        <w:ind w:left="2160" w:hanging="360"/>
+      </w:pPr>
+      <w:rPr>
+        <w:rFonts w:ascii="Wingdings" w:hAnsi="Wingdings" w:hint="default"/>
+      </w:rPr>
+    </w:lvl>
+    <w:lvl w:ilvl="3" w:tplc="04090001" w:tentative="1">
+      <w:start w:val="1"/>
+      <w:numFmt w:val="bullet"/>
+      <w:lvlText w:val=""/>
+      <w:lvlJc w:val="left"/>
+      <w:pPr>
+        <w:ind w:left="2880" w:hanging="360"/>
+      </w:pPr>
+      <w:rPr>
+        <w:rFonts w:ascii="Symbol" w:hAnsi="Symbol" w:hint="default"/>
+      </w:rPr>
+    </w:lvl>
+    <w:lvl w:ilvl="4" w:tplc="04090003" w:tentative="1">
+      <w:start w:val="1"/>
+      <w:numFmt w:val="bullet"/>
+      <w:lvlText w:val="o"/>
+      <w:lvlJc w:val="left"/>
+      <w:pPr>
+        <w:ind w:left="3600" w:hanging="360"/>
+      </w:pPr>
+      <w:rPr>
+        <w:rFonts w:ascii="Courier New" w:hAnsi="Courier New" w:cs="Courier New" w:hint="default"/>
+      </w:rPr>
+    </w:lvl>
+    <w:lvl w:ilvl="5" w:tplc="04090005" w:tentative="1">
+      <w:start w:val="1"/>
+      <w:numFmt w:val="bullet"/>
+      <w:lvlText w:val=""/>
+      <w:lvlJc w:val="left"/>
+      <w:pPr>
+        <w:ind w:left="4320" w:hanging="360"/>
+      </w:pPr>
+      <w:rPr>
+        <w:rFonts w:ascii="Wingdings" w:hAnsi="Wingdings" w:hint="default"/>
+      </w:rPr>
+    </w:lvl>
+    <w:lvl w:ilvl="6" w:tplc="04090001" w:tentative="1">
+      <w:start w:val="1"/>
+      <w:numFmt w:val="bullet"/>
+      <w:lvlText w:val=""/>
+      <w:lvlJc w:val="left"/>
+      <w:pPr>
+        <w:ind w:left="5040" w:hanging="360"/>
+      </w:pPr>
+      <w:rPr>
+        <w:rFonts w:ascii="Symbol" w:hAnsi="Symbol" w:hint="default"/>
+      </w:rPr>
+    </w:lvl>
+    <w:lvl w:ilvl="7" w:tplc="04090003" w:tentative="1">
+      <w:start w:val="1"/>
+      <w:numFmt w:val="bullet"/>
+      <w:lvlText w:val="o"/>
+      <w:lvlJc w:val="left"/>
+      <w:pPr>
+        <w:ind w:left="5760" w:hanging="360"/>
+      </w:pPr>
+      <w:rPr>
+        <w:rFonts w:ascii="Courier New" w:hAnsi="Courier New" w:cs="Courier New" w:hint="default"/>
+      </w:rPr>
+    </w:lvl>
+    <w:lvl w:ilvl="8" w:tplc="04090005" w:tentative="1">
+      <w:start w:val="1"/>
+      <w:numFmt w:val="bullet"/>
+      <w:lvlText w:val=""/>
+      <w:lvlJc w:val="left"/>
+      <w:pPr>
+        <w:ind w:left="6480" w:hanging="360"/>
+      </w:pPr>
+      <w:rPr>
+        <w:rFonts w:ascii="Wingdings" w:hAnsi="Wingdings" w:hint="default"/>
+      </w:rPr>
+    </w:lvl>
+  </w:abstractNum>
+  <w:abstractNum w:abstractNumId="6" w15:restartNumberingAfterBreak="0">
     <w:nsid w:val="253D4794"/>
     <w:multiLevelType w:val="multilevel"/>
     <w:tmpl w:val="8C80AB36"/>
@@ -1927,7 +2435,7 @@
       </w:rPr>
     </w:lvl>
   </w:abstractNum>
-  <w:abstractNum w:abstractNumId="5" w15:restartNumberingAfterBreak="0">
+  <w:abstractNum w:abstractNumId="7" w15:restartNumberingAfterBreak="0">
     <w:nsid w:val="27FF20A5"/>
     <w:multiLevelType w:val="hybridMultilevel"/>
     <w:tmpl w:val="9036D3D8"/>
@@ -2042,7 +2550,7 @@
       </w:rPr>
     </w:lvl>
   </w:abstractNum>
-  <w:abstractNum w:abstractNumId="6" w15:restartNumberingAfterBreak="0">
+  <w:abstractNum w:abstractNumId="8" w15:restartNumberingAfterBreak="0">
     <w:nsid w:val="296F3872"/>
     <w:multiLevelType w:val="hybridMultilevel"/>
     <w:tmpl w:val="5E9E6A2E"/>
@@ -2156,7 +2664,119 @@
       </w:rPr>
     </w:lvl>
   </w:abstractNum>
-  <w:abstractNum w:abstractNumId="7" w15:restartNumberingAfterBreak="0">
+  <w:abstractNum w:abstractNumId="9" w15:restartNumberingAfterBreak="0">
+    <w:nsid w:val="416760F6"/>
+    <w:multiLevelType w:val="hybridMultilevel"/>
+    <w:tmpl w:val="15D0471C"/>
+    <w:lvl w:ilvl="0" w:tplc="994C8222">
+      <w:numFmt w:val="bullet"/>
+      <w:lvlText w:val=""/>
+      <w:lvlJc w:val="left"/>
+      <w:pPr>
+        <w:ind w:left="420" w:hanging="360"/>
+      </w:pPr>
+      <w:rPr>
+        <w:rFonts w:ascii="Symbol" w:eastAsiaTheme="minorHAnsi" w:hAnsi="Symbol" w:cs="Helvetica" w:hint="default"/>
+      </w:rPr>
+    </w:lvl>
+    <w:lvl w:ilvl="1" w:tplc="04090003" w:tentative="1">
+      <w:start w:val="1"/>
+      <w:numFmt w:val="bullet"/>
+      <w:lvlText w:val="o"/>
+      <w:lvlJc w:val="left"/>
+      <w:pPr>
+        <w:ind w:left="1440" w:hanging="360"/>
+      </w:pPr>
+      <w:rPr>
+        <w:rFonts w:ascii="Courier New" w:hAnsi="Courier New" w:cs="Courier New" w:hint="default"/>
+      </w:rPr>
+    </w:lvl>
+    <w:lvl w:ilvl="2" w:tplc="04090005" w:tentative="1">
+      <w:start w:val="1"/>
+      <w:numFmt w:val="bullet"/>
+      <w:lvlText w:val=""/>
+      <w:lvlJc w:val="left"/>
+      <w:pPr>
+        <w:ind w:left="2160" w:hanging="360"/>
+      </w:pPr>
+      <w:rPr>
+        <w:rFonts w:ascii="Wingdings" w:hAnsi="Wingdings" w:hint="default"/>
+      </w:rPr>
+    </w:lvl>
+    <w:lvl w:ilvl="3" w:tplc="04090001" w:tentative="1">
+      <w:start w:val="1"/>
+      <w:numFmt w:val="bullet"/>
+      <w:lvlText w:val=""/>
+      <w:lvlJc w:val="left"/>
+      <w:pPr>
+        <w:ind w:left="2880" w:hanging="360"/>
+      </w:pPr>
+      <w:rPr>
+        <w:rFonts w:ascii="Symbol" w:hAnsi="Symbol" w:hint="default"/>
+      </w:rPr>
+    </w:lvl>
+    <w:lvl w:ilvl="4" w:tplc="04090003" w:tentative="1">
+      <w:start w:val="1"/>
+      <w:numFmt w:val="bullet"/>
+      <w:lvlText w:val="o"/>
+      <w:lvlJc w:val="left"/>
+      <w:pPr>
+        <w:ind w:left="3600" w:hanging="360"/>
+      </w:pPr>
+      <w:rPr>
+        <w:rFonts w:ascii="Courier New" w:hAnsi="Courier New" w:cs="Courier New" w:hint="default"/>
+      </w:rPr>
+    </w:lvl>
+    <w:lvl w:ilvl="5" w:tplc="04090005" w:tentative="1">
+      <w:start w:val="1"/>
+      <w:numFmt w:val="bullet"/>
+      <w:lvlText w:val=""/>
+      <w:lvlJc w:val="left"/>
+      <w:pPr>
+        <w:ind w:left="4320" w:hanging="360"/>
+      </w:pPr>
+      <w:rPr>
+        <w:rFonts w:ascii="Wingdings" w:hAnsi="Wingdings" w:hint="default"/>
+      </w:rPr>
+    </w:lvl>
+    <w:lvl w:ilvl="6" w:tplc="04090001" w:tentative="1">
+      <w:start w:val="1"/>
+      <w:numFmt w:val="bullet"/>
+      <w:lvlText w:val=""/>
+      <w:lvlJc w:val="left"/>
+      <w:pPr>
+        <w:ind w:left="5040" w:hanging="360"/>
+      </w:pPr>
+      <w:rPr>
+        <w:rFonts w:ascii="Symbol" w:hAnsi="Symbol" w:hint="default"/>
+      </w:rPr>
+    </w:lvl>
+    <w:lvl w:ilvl="7" w:tplc="04090003" w:tentative="1">
+      <w:start w:val="1"/>
+      <w:numFmt w:val="bullet"/>
+      <w:lvlText w:val="o"/>
+      <w:lvlJc w:val="left"/>
+      <w:pPr>
+        <w:ind w:left="5760" w:hanging="360"/>
+      </w:pPr>
+      <w:rPr>
+        <w:rFonts w:ascii="Courier New" w:hAnsi="Courier New" w:cs="Courier New" w:hint="default"/>
+      </w:rPr>
+    </w:lvl>
+    <w:lvl w:ilvl="8" w:tplc="04090005" w:tentative="1">
+      <w:start w:val="1"/>
+      <w:numFmt w:val="bullet"/>
+      <w:lvlText w:val=""/>
+      <w:lvlJc w:val="left"/>
+      <w:pPr>
+        <w:ind w:left="6480" w:hanging="360"/>
+      </w:pPr>
+      <w:rPr>
+        <w:rFonts w:ascii="Wingdings" w:hAnsi="Wingdings" w:hint="default"/>
+      </w:rPr>
+    </w:lvl>
+  </w:abstractNum>
+  <w:abstractNum w:abstractNumId="10" w15:restartNumberingAfterBreak="0">
     <w:nsid w:val="4803540D"/>
     <w:multiLevelType w:val="hybridMultilevel"/>
     <w:tmpl w:val="CC58063A"/>
@@ -2270,7 +2890,7 @@
       </w:rPr>
     </w:lvl>
   </w:abstractNum>
-  <w:abstractNum w:abstractNumId="8" w15:restartNumberingAfterBreak="0">
+  <w:abstractNum w:abstractNumId="11" w15:restartNumberingAfterBreak="0">
     <w:nsid w:val="492F4D8F"/>
     <w:multiLevelType w:val="hybridMultilevel"/>
     <w:tmpl w:val="F62C94DE"/>
@@ -2384,7 +3004,7 @@
       </w:rPr>
     </w:lvl>
   </w:abstractNum>
-  <w:abstractNum w:abstractNumId="9" w15:restartNumberingAfterBreak="0">
+  <w:abstractNum w:abstractNumId="12" w15:restartNumberingAfterBreak="0">
     <w:nsid w:val="6B961852"/>
     <w:multiLevelType w:val="hybridMultilevel"/>
     <w:tmpl w:val="DAAECE10"/>
@@ -2478,37 +3098,46 @@
     </w:lvl>
   </w:abstractNum>
   <w:num w:numId="1">
+    <w:abstractNumId w:val="8"/>
+  </w:num>
+  <w:num w:numId="2">
     <w:abstractNumId w:val="6"/>
   </w:num>
-  <w:num w:numId="2">
+  <w:num w:numId="3">
+    <w:abstractNumId w:val="7"/>
+  </w:num>
+  <w:num w:numId="4">
+    <w:abstractNumId w:val="3"/>
+  </w:num>
+  <w:num w:numId="5">
+    <w:abstractNumId w:val="12"/>
+  </w:num>
+  <w:num w:numId="6">
+    <w:abstractNumId w:val="11"/>
+  </w:num>
+  <w:num w:numId="7">
+    <w:abstractNumId w:val="10"/>
+  </w:num>
+  <w:num w:numId="8">
+    <w:abstractNumId w:val="1"/>
+  </w:num>
+  <w:num w:numId="9">
+    <w:abstractNumId w:val="8"/>
+  </w:num>
+  <w:num w:numId="10">
+    <w:abstractNumId w:val="2"/>
+  </w:num>
+  <w:num w:numId="11">
     <w:abstractNumId w:val="4"/>
   </w:num>
-  <w:num w:numId="3">
+  <w:num w:numId="12">
     <w:abstractNumId w:val="5"/>
   </w:num>
-  <w:num w:numId="4">
-    <w:abstractNumId w:val="2"/>
-  </w:num>
-  <w:num w:numId="5">
-    <w:abstractNumId w:val="9"/>
-  </w:num>
-  <w:num w:numId="6">
-    <w:abstractNumId w:val="8"/>
-  </w:num>
-  <w:num w:numId="7">
-    <w:abstractNumId w:val="7"/>
-  </w:num>
-  <w:num w:numId="8">
+  <w:num w:numId="13">
     <w:abstractNumId w:val="0"/>
   </w:num>
-  <w:num w:numId="9">
-    <w:abstractNumId w:val="6"/>
-  </w:num>
-  <w:num w:numId="10">
-    <w:abstractNumId w:val="1"/>
-  </w:num>
-  <w:num w:numId="11">
-    <w:abstractNumId w:val="3"/>
+  <w:num w:numId="14">
+    <w:abstractNumId w:val="9"/>
   </w:num>
   <w:numIdMacAtCleanup w:val="11"/>
 </w:numbering>

--- a/docassemble/AKA2JBranding/data/templates/tell_the_court_content.docx
+++ b/docassemble/AKA2JBranding/data/templates/tell_the_court_content.docx
@@ -10,31 +10,19 @@
         <w:rPr>
           <w:color w:val="FF0000"/>
         </w:rPr>
-        <w:t>{</w:t>
+        <w:t>{%</w:t>
       </w:r>
       <w:r>
         <w:rPr>
           <w:color w:val="FF0000"/>
         </w:rPr>
-        <w:t>%</w:t>
+        <w:t>p</w:t>
       </w:r>
       <w:r>
         <w:rPr>
           <w:color w:val="FF0000"/>
         </w:rPr>
-        <w:t>p</w:t>
-      </w:r>
-      <w:r>
-        <w:rPr>
-          <w:color w:val="FF0000"/>
-        </w:rPr>
-        <w:t xml:space="preserve"> if user_need == 'change AK order'</w:t>
-      </w:r>
-      <w:r>
-        <w:rPr>
-          <w:color w:val="FF0000"/>
-        </w:rPr>
-        <w:t xml:space="preserve"> %}</w:t>
+        <w:t xml:space="preserve"> if user_need == 'change AK order' %}</w:t>
       </w:r>
     </w:p>
     <w:p>
@@ -300,21 +288,7 @@
             <w:rStyle w:val="Hyperlink"/>
             <w:bCs/>
           </w:rPr>
-          <w:t xml:space="preserve">Fill </w:t>
-        </w:r>
-        <w:r>
-          <w:rPr>
-            <w:rStyle w:val="Hyperlink"/>
-            <w:bCs/>
-          </w:rPr>
-          <w:t>i</w:t>
-        </w:r>
-        <w:r>
-          <w:rPr>
-            <w:rStyle w:val="Hyperlink"/>
-            <w:bCs/>
-          </w:rPr>
-          <w:t>n PDF</w:t>
+          <w:t>Fill in PDF</w:t>
         </w:r>
       </w:hyperlink>
       <w:r>
@@ -1424,7 +1398,31 @@
         <w:rPr>
           <w:color w:val="FF0000"/>
         </w:rPr>
-        <w:t xml:space="preserve"> if middle_of_case == 'no'</w:t>
+        <w:t xml:space="preserve"> if </w:t>
+      </w:r>
+      <w:r>
+        <w:rPr>
+          <w:color w:val="FF0000"/>
+        </w:rPr>
+        <w:t>(</w:t>
+      </w:r>
+      <w:r>
+        <w:rPr>
+          <w:color w:val="FFC000"/>
+        </w:rPr>
+        <w:t>user_need == 'change AK order' and parents_agree</w:t>
+      </w:r>
+      <w:r>
+        <w:rPr>
+          <w:color w:val="FF0000"/>
+        </w:rPr>
+        <w:t xml:space="preserve">) or </w:t>
+      </w:r>
+      <w:r>
+        <w:rPr>
+          <w:color w:val="FF0000"/>
+        </w:rPr>
+        <w:t>middle_of_case == 'no'</w:t>
       </w:r>
       <w:r>
         <w:rPr>
